--- a/apps/api/templates/גהות-טופס-מידע-התקשרות-עם-לקוח.docx
+++ b/apps/api/templates/גהות-טופס-מידע-התקשרות-עם-לקוח.docx
@@ -2874,6 +2874,19 @@
             <v:imagedata r:id="rId15" o:title=""/>
           </v:shape>
         </w:pict>
+      </w:r>
+    </w:p>
+    <w:p>
+      <w:pPr>
+        <w:jc w:val="center"/>
+      </w:pPr>
+      <w:r>
+        <w:rPr>
+          <w:color w:val="FFFFFF"/>
+          <w:sz w:val="10"/>
+          <w:szCs w:val="10"/>
+        </w:rPr>
+        <w:t xml:space="preserve">SIGNATUREHERE</w:t>
       </w:r>
     </w:p>
     <w:sectPr>

--- a/apps/api/templates/גהות-טופס-מידע-התקשרות-עם-לקוח.docx
+++ b/apps/api/templates/גהות-טופס-מידע-התקשרות-עם-לקוח.docx
@@ -220,55 +220,6 @@
           <w:rtl/>
         </w:rPr>
       </w:pPr>
-    </w:p>
-    <w:p>
-      <w:pPr>
-        <w:jc w:val="both"/>
-        <w:rPr>
-          <w:rFonts w:cs="David"/>
-          <w:b/>
-          <w:bCs/>
-          <w:rtl/>
-        </w:rPr>
-      </w:pPr>
-      <w:r>
-        <w:rPr>
-          <w:rFonts w:cs="David" w:hint="cs"/>
-          <w:b/>
-          <w:bCs/>
-          <w:rtl/>
-        </w:rPr>
-        <w:t xml:space="preserve">גלית </w:t>
-      </w:r>
-      <w:r>
-        <w:rPr>
-          <w:rFonts w:cs="David"/>
-          <w:b/>
-          <w:bCs/>
-          <w:rtl/>
-        </w:rPr>
-        <w:t>–</w:t>
-      </w:r>
-      <w:r>
-        <w:rPr>
-          <w:rFonts w:cs="David" w:hint="cs"/>
-          <w:b/>
-          <w:bCs/>
-          <w:rtl/>
-        </w:rPr>
-        <w:t xml:space="preserve"> החברה לאיכות הסביבה מוסמכת ע"י משרד העבודה למתן שירותי דיגום למטרות גהות תעסוקתית בהתאם להוראות אגף הפיקוח על העבודה במשרד התמ"ת. הנך מתבקש למלא טופס זה על מנת שנוכל להתקדם למתן השירות. אנא החזר הטופס חתום למשרדנו. פקס. 09-7724446, דוא"ל: </w:t>
-      </w:r>
-      <w:hyperlink r:id="rId8" w:history="1">
-        <w:r>
-          <w:rPr>
-            <w:rStyle w:val="Hyperlink"/>
-            <w:rFonts w:cs="David"/>
-            <w:b/>
-            <w:bCs/>
-          </w:rPr>
-          <w:t>Meir@galit.co.il</w:t>
-        </w:r>
-      </w:hyperlink>
     </w:p>
     <w:p>
       <w:pPr>
@@ -2500,61 +2451,6 @@
         </w:tc>
       </w:tr>
     </w:tbl>
-    <w:p>
-      <w:pPr>
-        <w:ind w:left="720"/>
-        <w:rPr>
-          <w:rFonts w:eastAsia="SimSun"/>
-          <w:rtl/>
-          <w:lang w:eastAsia="en-US"/>
-        </w:rPr>
-      </w:pPr>
-      <w:r>
-        <w:rPr>
-          <w:rFonts w:cs="David" w:hint="cs"/>
-          <w:rtl/>
-        </w:rPr>
-        <w:t xml:space="preserve">נא לחתום ולשלוח למייל </w:t>
-      </w:r>
-      <w:hyperlink r:id="rId9" w:history="1">
-        <w:r>
-          <w:rPr>
-            <w:rStyle w:val="Hyperlink"/>
-            <w:rFonts w:cs="David" w:hint="cs"/>
-          </w:rPr>
-          <w:t>M</w:t>
-        </w:r>
-        <w:r>
-          <w:rPr>
-            <w:rStyle w:val="Hyperlink"/>
-            <w:rFonts w:cs="David"/>
-          </w:rPr>
-          <w:t>eir@galit.co.il</w:t>
-        </w:r>
-      </w:hyperlink>
-      <w:r>
-        <w:rPr>
-          <w:rFonts w:cs="David" w:hint="cs"/>
-          <w:rtl/>
-        </w:rPr>
-        <w:t xml:space="preserve"> או לפקס 09-7724446 , </w:t>
-      </w:r>
-      <w:r>
-        <w:rPr>
-          <w:rFonts w:cs="David" w:hint="cs"/>
-          <w:rtl/>
-        </w:rPr>
-        <w:t>תודה.</w:t>
-      </w:r>
-      <w:r>
-        <w:rPr>
-          <w:rFonts w:eastAsia="SimSun"/>
-          <w:rtl/>
-          <w:lang w:eastAsia="en-US"/>
-        </w:rPr>
-        <w:t xml:space="preserve"> </w:t>
-      </w:r>
-    </w:p>
     <w:p>
       <w:pPr>
         <w:ind w:left="720"/>
